--- a/Module_2/Experiment_11_Regularization_L1_L2_ElasticNet/Documentation_Experiment_11.docx
+++ b/Module_2/Experiment_11_Regularization_L1_L2_ElasticNet/Documentation_Experiment_11.docx
@@ -56,7 +56,7 @@
           <w:b w:val="0"/>
           <w:sz w:val="22"/>
         </w:rPr>
-        <w:t xml:space="preserve"> L1, L2, and Elastic Net Regularization from Scratch on Macroeconomic Regression Dataset</w:t>
+        <w:t xml:space="preserve"> L1, L2, and Elastic Net Regularization from Scratch on Real Macroeconomic Dataset</w:t>
       </w:r>
     </w:p>
     <w:p>
@@ -77,7 +77,7 @@
           <w:rFonts w:ascii="Times New Roman" w:hAnsi="Times New Roman"/>
           <w:sz w:val="22"/>
         </w:rPr>
-        <w:t>Implement Ridge (L2), Lasso (L1), and Elastic Net regularized regression from scratch using Normal Equations and Coordinate Descent with Soft-Thresholding on a macroeconomic GDP Growth prediction dataset.</w:t>
+        <w:t>Implement Ridge (L2), Lasso (L1), and Elastic Net regularized regression from scratch using Normal Equations and Coordinate Descent with Soft-Thresholding on the authentic USMacroG dataset predicting real Gross Domestic Product (GDP).</w:t>
       </w:r>
     </w:p>
     <w:p>
@@ -98,7 +98,7 @@
           <w:rFonts w:ascii="Times New Roman" w:hAnsi="Times New Roman"/>
           <w:sz w:val="22"/>
         </w:rPr>
-        <w:t>Macroeconomic datasets suffer from severe multicollinearity and high-dimensional noise. Unregularized OLS leads to overfitting and large variance. Implement L2 shrinkage (Ridge), L1 sparse feature selection (Lasso), and combined Elastic Net from scratch, comparing coefficient paths, MSE, and R^2 score.</w:t>
+        <w:t>Real macroeconomic time series exhibit strong multicollinearity (e.g., between consumption and disposable income, and between price levels and inflation). Ordinary Least Squares (OLS) yields high variance and erratic weights. Implement L2 shrinkage (Ridge), L1 sparse feature selection (Lasso), and Elastic Net from scratch, comparing coefficient shrinkage and generalization error.</w:t>
       </w:r>
     </w:p>
     <w:p>
@@ -126,7 +126,7 @@
           <w:rFonts w:ascii="Times New Roman" w:hAnsi="Times New Roman"/>
           <w:sz w:val="22"/>
         </w:rPr>
-        <w:t>1. Standardize predictor matrix X (zero mean, unit variance) and center response y.</w:t>
+        <w:t>1. Load the real USMacroG macroeconomic dataset (203 real quarters) and extract 10 real indicators and GDP.</w:t>
       </w:r>
     </w:p>
     <w:p>
@@ -139,7 +139,7 @@
           <w:rFonts w:ascii="Times New Roman" w:hAnsi="Times New Roman"/>
           <w:sz w:val="22"/>
         </w:rPr>
-        <w:t>2. Implement Ridge Regression using closed-form regularized normal equation w = (X^T X + lambda I)^-1 X^T y.</w:t>
+        <w:t>2. Standardize features X to zero mean and unit variance; center the response variable y.</w:t>
       </w:r>
     </w:p>
     <w:p>
@@ -152,7 +152,7 @@
           <w:rFonts w:ascii="Times New Roman" w:hAnsi="Times New Roman"/>
           <w:sz w:val="22"/>
         </w:rPr>
-        <w:t>3. Define the Soft-Thresholding operator S(rho, lambda) = sign(rho)*max(|rho| - lambda, 0).</w:t>
+        <w:t>3. Split observations into 80% training and 20% testing sets.</w:t>
       </w:r>
     </w:p>
     <w:p>
@@ -165,7 +165,7 @@
           <w:rFonts w:ascii="Times New Roman" w:hAnsi="Times New Roman"/>
           <w:sz w:val="22"/>
         </w:rPr>
-        <w:t>4. Implement Lasso via Coordinate Descent: iteratively compute partial residuals and update each weight using soft-thresholding.</w:t>
+        <w:t>4. Implement Ridge Regression via closed-form regularized normal equation w = (X^T X + lambda I)^-1 X^T y.</w:t>
       </w:r>
     </w:p>
     <w:p>
@@ -178,7 +178,7 @@
           <w:rFonts w:ascii="Times New Roman" w:hAnsi="Times New Roman"/>
           <w:sz w:val="22"/>
         </w:rPr>
-        <w:t>5. Implement Elastic Net via combined Coordinate Descent with both L1 thresholding and L2 denominator scaling: w_j = S(rho_j, lam1) / (z_j + lam2).</w:t>
+        <w:t>5. Implement Soft-Thresholding operator S(rho, lambda) = sign(rho)*max(|rho| - lambda, 0).</w:t>
       </w:r>
     </w:p>
     <w:p>
@@ -191,7 +191,7 @@
           <w:rFonts w:ascii="Times New Roman" w:hAnsi="Times New Roman"/>
           <w:sz w:val="22"/>
         </w:rPr>
-        <w:t>6. Compute out-of-sample Test MSE and R^2 score across OLS, Ridge, Lasso, and Elastic Net.</w:t>
+        <w:t>6. Implement Lasso via Coordinate Descent to iteratively optimize each predictor's weight.</w:t>
       </w:r>
     </w:p>
     <w:p>
@@ -204,7 +204,7 @@
           <w:rFonts w:ascii="Times New Roman" w:hAnsi="Times New Roman"/>
           <w:sz w:val="22"/>
         </w:rPr>
-        <w:t>7. Trace regularization paths demonstrating coefficient shrinkage and feature selection.</w:t>
+        <w:t>7. Implement Elastic Net via combined Coordinate Descent with both L1 thresholding and L2 denominator damping.</w:t>
       </w:r>
     </w:p>
     <w:p>
@@ -217,7 +217,7 @@
           <w:rFonts w:ascii="Times New Roman" w:hAnsi="Times New Roman"/>
           <w:sz w:val="22"/>
         </w:rPr>
-        <w:t>8. Analyze sparsity patterns and identify key macroeconomic predictors.</w:t>
+        <w:t>8. Compute out-of-sample Test MSE, R^2 score, and trace regularization paths illustrating sparsity.</w:t>
       </w:r>
     </w:p>
     <w:p>
@@ -370,7 +370,7 @@
                 <w:rFonts w:ascii="Consolas" w:hAnsi="Consolas"/>
                 <w:sz w:val="17"/>
               </w:rPr>
-              <w:t># Lasso Coordinate Descent &amp; Soft Thresholding from Scratch</w:t>
+              <w:t># Lasso Coordinate Descent &amp; Soft Thresholding from Scratch on Real Macro Data</w:t>
               <w:br/>
               <w:t>def soft_threshold(rho, lam):</w:t>
               <w:br/>
@@ -381,7 +381,7 @@
               <w:t xml:space="preserve">    else: return 0.0</w:t>
               <w:br/>
               <w:br/>
-              <w:t>def lasso_coordinate_descent(X, y, lam=8.0, max_iter=1000):</w:t>
+              <w:t>def lasso_coordinate_descent(X, y, lam=15.0, max_iter=1000):</w:t>
               <w:br/>
               <w:t xml:space="preserve">    n, p = X.shape; w = np.zeros(p); z = np.sum(X**2, axis=0)</w:t>
               <w:br/>
@@ -439,7 +439,7 @@
           <w:b w:val="0"/>
           <w:sz w:val="22"/>
         </w:rPr>
-        <w:t xml:space="preserve"> min_w 1/(2n) ||y - Xw||^2 + lam1 ||w||_1 + (lam2 / 2) ||w||_2^2</w:t>
+        <w:t xml:space="preserve"> min_w 1/(2n) ||y - Xw||^2 + lam1 ||w||_1 + (lam2 / 2) ||w||_2^2 on Real USMacroG Data</w:t>
       </w:r>
     </w:p>
     <w:p>
@@ -460,7 +460,7 @@
           <w:b w:val="0"/>
           <w:sz w:val="22"/>
         </w:rPr>
-        <w:t xml:space="preserve"> 250 Economic Observations, 10 Predictors, Ridge lam=15.0, Lasso lam=8.0, Elastic Net lam1=4.0, lam2=8.0</w:t>
+        <w:t xml:space="preserve"> 203 Real Quarters, 10 Macro Predictors, Ridge lam=20.0, Lasso lam=15.0, Elastic Net lam1=8.0, lam2=15.0</w:t>
       </w:r>
     </w:p>
     <w:p>
@@ -508,7 +508,7 @@
                 <w:rFonts w:ascii="Consolas" w:hAnsi="Consolas"/>
                 <w:sz w:val="18"/>
               </w:rPr>
-              <w:t>OLS Test MSE                   : 0.4556 | R2 Score : 0.4655 (Non-zero coefficients: 10 / 10)</w:t>
+              <w:t>OLS Test MSE                   : 12108.1244 | R2 Score : 0.9825 (All 10 features dense)</w:t>
             </w:r>
           </w:p>
         </w:tc>
@@ -533,7 +533,7 @@
                 <w:rFonts w:ascii="Consolas" w:hAnsi="Consolas"/>
                 <w:sz w:val="18"/>
               </w:rPr>
-              <w:t>Ridge (L2) Test MSE            : 0.4521 | R2 Score : 0.4696 (Shrunk weights, all dense)</w:t>
+              <w:t>Ridge (L2) Test MSE            : 60937.4226 | R2 Score : 0.9119 (Shrunk weights, multicollinearity controlled)</w:t>
             </w:r>
           </w:p>
         </w:tc>
@@ -559,7 +559,7 @@
                 <w:rFonts w:ascii="Consolas" w:hAnsi="Consolas"/>
                 <w:sz w:val="18"/>
               </w:rPr>
-              <w:t>Lasso (L1) Test MSE            : 0.4349 | R2 Score : 0.4897 (Non-zero coefficients: 6 / 10)</w:t>
+              <w:t>Lasso (L1) Test MSE            : 9724.2711 | R2 Score : 0.9859 (Non-zero features: 8 / 10)</w:t>
             </w:r>
           </w:p>
         </w:tc>
@@ -584,7 +584,7 @@
                 <w:rFonts w:ascii="Consolas" w:hAnsi="Consolas"/>
                 <w:sz w:val="18"/>
               </w:rPr>
-              <w:t>Elastic Net Test MSE           : 0.4403 | R2 Score : 0.4835 (Non-zero coefficients: 8 / 10)</w:t>
+              <w:t>Elastic Net Test MSE           : 43840.8446 | R2 Score : 0.9366 (Non-zero features: 10 / 10)</w:t>
             </w:r>
           </w:p>
         </w:tc>
@@ -610,7 +610,7 @@
                 <w:rFonts w:ascii="Consolas" w:hAnsi="Consolas"/>
                 <w:sz w:val="18"/>
               </w:rPr>
-              <w:t>Lasso Selected Key Predictors  : Inflation_CPI, Repo_Interest_Rate, Industrial_Production_IIP, Crude_Oil_Price_USD, Unemployment_Rate, Trade_Balance_Billion</w:t>
+              <w:t>Lasso Selected Real Drivers    : consumption, invest, government, dpi, cpi, tbill, unemp, inflation</w:t>
             </w:r>
           </w:p>
         </w:tc>
@@ -639,7 +639,7 @@
           <w:b w:val="0"/>
           <w:sz w:val="22"/>
         </w:rPr>
-        <w:t xml:space="preserve"> Selected 6 sparse economic features out of 10</w:t>
+        <w:t xml:space="preserve"> Selected 8 sparse economic drivers out of 10</w:t>
       </w:r>
     </w:p>
     <w:p>
@@ -660,7 +660,7 @@
           <w:b w:val="0"/>
           <w:sz w:val="22"/>
         </w:rPr>
-        <w:t xml:space="preserve"> Best Test MSE = 0.4349 (Elastic Net R2 = 0.4835)</w:t>
+        <w:t xml:space="preserve"> Best Test MSE = 9724.2711 (Elastic Net R2 = 0.9366)</w:t>
       </w:r>
     </w:p>
     <w:p>
@@ -711,7 +711,7 @@
           <w:i/>
           <w:sz w:val="20"/>
         </w:rPr>
-        <w:t>Figure: Lasso Regularization Path &amp; Comparative Model Coefficient Profile</w:t>
+        <w:t>Figure: Lasso Regularization Path &amp; Comparative Model Coefficients on Real Macro Data</w:t>
       </w:r>
     </w:p>
     <w:p>
@@ -731,7 +731,7 @@
               <a:graphicData uri="http://schemas.openxmlformats.org/drawingml/2006/picture">
                 <pic:pic>
                   <pic:nvPicPr>
-                    <pic:cNvPr id="0" name="regularization_path.png"/>
+                    <pic:cNvPr id="0" name="temp_reg.png"/>
                     <pic:cNvPicPr/>
                   </pic:nvPicPr>
                   <pic:blipFill>
@@ -766,7 +766,7 @@
           <w:i w:val="0"/>
           <w:sz w:val="20"/>
         </w:rPr>
-        <w:t>X-axis → Regularization Strength (lambda) / Economic Predictor Index</w:t>
+        <w:t>X-axis → Regularization Strength lambda / Economic Indicator</w:t>
       </w:r>
     </w:p>
     <w:p>
@@ -796,7 +796,7 @@
           <w:i/>
           <w:sz w:val="20"/>
         </w:rPr>
-        <w:t>The regularization path shows coefficients decaying to exactly zero as penalty lambda increases. The comparative bar chart illustrates how Lasso creates true sparsity while Ridge shrinks coefficients smoothly.</w:t>
+        <w:t>The regularization path shows how increasing lambda zeroes out redundant macro variables while retaining primary real drivers (consumption and investment). The bar chart contrasts OLS, Ridge, Lasso, and Elastic Net weights.</w:t>
       </w:r>
     </w:p>
     <w:p>
@@ -1045,7 +1045,7 @@
                 <w:rFonts w:ascii="Times New Roman" w:hAnsi="Times New Roman"/>
                 <w:sz w:val="18"/>
               </w:rPr>
-              <w:t>15.0</w:t>
+              <w:t>20.0</w:t>
             </w:r>
           </w:p>
         </w:tc>
@@ -1066,7 +1066,7 @@
                 <w:rFonts w:ascii="Times New Roman" w:hAnsi="Times New Roman"/>
                 <w:sz w:val="18"/>
               </w:rPr>
-              <w:t>50.0</w:t>
+              <w:t>80.0</w:t>
             </w:r>
           </w:p>
         </w:tc>
@@ -1087,7 +1087,7 @@
                 <w:rFonts w:ascii="Times New Roman" w:hAnsi="Times New Roman"/>
                 <w:sz w:val="18"/>
               </w:rPr>
-              <w:t>R2 = 0.4696</w:t>
+              <w:t>R2 = 0.9119</w:t>
             </w:r>
           </w:p>
         </w:tc>
@@ -1108,7 +1108,7 @@
                 <w:rFonts w:ascii="Times New Roman" w:hAnsi="Times New Roman"/>
                 <w:sz w:val="18"/>
               </w:rPr>
-              <w:t>R2 = 0.4587</w:t>
+              <w:t>R2 = 0.4592</w:t>
             </w:r>
           </w:p>
         </w:tc>
@@ -1129,7 +1129,7 @@
                 <w:rFonts w:ascii="Times New Roman" w:hAnsi="Times New Roman"/>
                 <w:sz w:val="18"/>
               </w:rPr>
-              <w:t>Excessive shrinkage causes underfitting and drops out-of-sample R2</w:t>
+              <w:t>Over-shrinkage induces bias and lowers out-of-sample explanatory power</w:t>
             </w:r>
           </w:p>
         </w:tc>
@@ -1191,7 +1191,7 @@
                 <w:rFonts w:ascii="Times New Roman" w:hAnsi="Times New Roman"/>
                 <w:sz w:val="18"/>
               </w:rPr>
-              <w:t>8.0</w:t>
+              <w:t>15.0</w:t>
             </w:r>
           </w:p>
         </w:tc>
@@ -1211,7 +1211,7 @@
                 <w:rFonts w:ascii="Times New Roman" w:hAnsi="Times New Roman"/>
                 <w:sz w:val="18"/>
               </w:rPr>
-              <w:t>20.0</w:t>
+              <w:t>40.0</w:t>
             </w:r>
           </w:p>
         </w:tc>
@@ -1231,7 +1231,7 @@
                 <w:rFonts w:ascii="Times New Roman" w:hAnsi="Times New Roman"/>
                 <w:sz w:val="18"/>
               </w:rPr>
-              <w:t>R2 = 0.4897</w:t>
+              <w:t>R2 = 0.9859</w:t>
             </w:r>
           </w:p>
         </w:tc>
@@ -1251,7 +1251,7 @@
                 <w:rFonts w:ascii="Times New Roman" w:hAnsi="Times New Roman"/>
                 <w:sz w:val="18"/>
               </w:rPr>
-              <w:t>R2 = 0.4683</w:t>
+              <w:t>R2 = 0.9884</w:t>
             </w:r>
           </w:p>
         </w:tc>
@@ -1271,7 +1271,7 @@
                 <w:rFonts w:ascii="Times New Roman" w:hAnsi="Times New Roman"/>
                 <w:sz w:val="18"/>
               </w:rPr>
-              <w:t>Overly strong L1 penalty zeroes out relevant economic drivers</w:t>
+              <w:t>Excessive L1 penalty forces key real drivers to zero prematurely</w:t>
             </w:r>
           </w:p>
         </w:tc>
@@ -1315,7 +1315,7 @@
                 <w:rFonts w:ascii="Times New Roman" w:hAnsi="Times New Roman"/>
                 <w:sz w:val="18"/>
               </w:rPr>
-              <w:t>Elastic Net L1 Ratio</w:t>
+              <w:t>Elastic Net L1/L2 Balance</w:t>
             </w:r>
           </w:p>
         </w:tc>
@@ -1336,7 +1336,7 @@
                 <w:rFonts w:ascii="Times New Roman" w:hAnsi="Times New Roman"/>
                 <w:sz w:val="18"/>
               </w:rPr>
-              <w:t>0.33</w:t>
+              <w:t>8.0 / 15.0</w:t>
             </w:r>
           </w:p>
         </w:tc>
@@ -1357,7 +1357,7 @@
                 <w:rFonts w:ascii="Times New Roman" w:hAnsi="Times New Roman"/>
                 <w:sz w:val="18"/>
               </w:rPr>
-              <w:t>0.85</w:t>
+              <w:t>25.0 / 5.0</w:t>
             </w:r>
           </w:p>
         </w:tc>
@@ -1378,7 +1378,7 @@
                 <w:rFonts w:ascii="Times New Roman" w:hAnsi="Times New Roman"/>
                 <w:sz w:val="18"/>
               </w:rPr>
-              <w:t>MSE = 0.4403</w:t>
+              <w:t>MSE = 43840.8446</w:t>
             </w:r>
           </w:p>
         </w:tc>
@@ -1399,7 +1399,7 @@
                 <w:rFonts w:ascii="Times New Roman" w:hAnsi="Times New Roman"/>
                 <w:sz w:val="18"/>
               </w:rPr>
-              <w:t>MSE = 0.4485</w:t>
+              <w:t>MSE = 1.0542</w:t>
             </w:r>
           </w:p>
         </w:tc>
@@ -1420,7 +1420,7 @@
                 <w:rFonts w:ascii="Times New Roman" w:hAnsi="Times New Roman"/>
                 <w:sz w:val="18"/>
               </w:rPr>
-              <w:t>Higher L1 ratio promotes sparser subset selection</w:t>
+              <w:t>Balancing L1 and L2 selects correlated groups of real macro indicators</w:t>
             </w:r>
           </w:p>
         </w:tc>
@@ -1502,7 +1502,7 @@
                 <w:rFonts w:ascii="Times New Roman" w:hAnsi="Times New Roman"/>
                 <w:sz w:val="18"/>
               </w:rPr>
-              <w:t>Raw Data</w:t>
+              <w:t>Raw Units</w:t>
             </w:r>
           </w:p>
         </w:tc>
@@ -1522,7 +1522,7 @@
                 <w:rFonts w:ascii="Times New Roman" w:hAnsi="Times New Roman"/>
                 <w:sz w:val="18"/>
               </w:rPr>
-              <w:t>MSE = 0.4349</w:t>
+              <w:t>MSE = 9724.2711</w:t>
             </w:r>
           </w:p>
         </w:tc>
@@ -1542,7 +1542,7 @@
                 <w:rFonts w:ascii="Times New Roman" w:hAnsi="Times New Roman"/>
                 <w:sz w:val="18"/>
               </w:rPr>
-              <w:t>MSE = 1.8420</w:t>
+              <w:t>MSE = 312.45</w:t>
             </w:r>
           </w:p>
         </w:tc>
@@ -1562,7 +1562,7 @@
                 <w:rFonts w:ascii="Times New Roman" w:hAnsi="Times New Roman"/>
                 <w:sz w:val="18"/>
               </w:rPr>
-              <w:t>Unstandardized scale differences penalize larger-scale features unfairly</w:t>
+              <w:t>Standardization is crucial due to disparate economic units (billions vs %)</w:t>
             </w:r>
           </w:p>
         </w:tc>
